--- a/rapports/2026-06-06/EQ3/EQ3_sup_v2/DR_014301220014/85-63-26-61.docx
+++ b/rapports/2026-06-06/EQ3/EQ3_sup_v2/DR_014301220014/85-63-26-61.docx
@@ -297,7 +297,7 @@
           <w:color w:val="1F6FEB"/>
           <w:sz w:val="22"/>
         </w:rPr>
-        <w:t>⚠ INCOHÉRENCES À CORRIGER (59)</w:t>
+        <w:t>⚠ INCOHÉRENCES À CORRIGER (55)</w:t>
       </w:r>
     </w:p>
     <w:tbl>
@@ -544,7 +544,7 @@
                 <w:color w:val="16A34A"/>
                 <w:sz w:val="16"/>
               </w:rPr>
-              <w:t>—</w:t>
+              <w:t>s02q33, s01q00b</w:t>
             </w:r>
           </w:p>
         </w:tc>
@@ -575,7 +575,7 @@
                 <w:i w:val="0"/>
                 <w:sz w:val="17"/>
               </w:rPr>
-              <w:t>Incohérence!!! seulement les écoles privées paient les frais de scolarité (y compris les frais d'inscription).</w:t>
+              <w:t>Incoherent!!! La dernière fois que Aminata Bayo a  fréquenté l'école est 9999.</w:t>
             </w:r>
           </w:p>
         </w:tc>
@@ -634,7 +634,7 @@
                 <w:color w:val="16A34A"/>
                 <w:sz w:val="16"/>
               </w:rPr>
-              <w:t>s01q32, s01q36, s01q38, s04q37_modif, s02q33, s02q34, s01q00b</w:t>
+              <w:t>s02q33, s01q00b</w:t>
             </w:r>
           </w:p>
         </w:tc>
@@ -665,7 +665,7 @@
                 <w:i w:val="0"/>
                 <w:sz w:val="17"/>
               </w:rPr>
-              <w:t>Peu probable!!! Vu l'âge (14 ans) de awa dioum ou l'année à laquelle awa dioum a fréquenté l'école pour la dernière fois (.) le dernier diplome de awa dioum ne peut être le Certificat d'études primaires (CEP), prière de corriger cette incohérence ou confirmer avec le QG.</w:t>
+              <w:t>Incoherent!!! La dernière fois que pape mamadou djigo a  fréquenté l'école est 9999.</w:t>
             </w:r>
           </w:p>
         </w:tc>
@@ -755,7 +755,7 @@
                 <w:i w:val="0"/>
                 <w:sz w:val="17"/>
               </w:rPr>
-              <w:t>Peu probable!!! Vu l'âge (15 ans) de seynabou bayo ou l'année à laquelle seynabou bayo a fréquenté l'école pour la dernière fois (.) le dernier diplome de seynabou bayo ne peut être le Certificat d'études primaires (CEP), prière de corriger cette incohérence ou confirmer avec le QG.</w:t>
+              <w:t>Peu probable!!! Vu l'âge (14 ans) de awa dioum ou l'année à laquelle awa dioum a fréquenté l'école pour la dernière fois (.) le dernier diplome de awa dioum ne peut être le Certificat d'études primaires (CEP), prière de corriger cette incohérence ou confirmer avec le QG.</w:t>
             </w:r>
           </w:p>
         </w:tc>
@@ -904,7 +904,7 @@
                 <w:color w:val="16A34A"/>
                 <w:sz w:val="16"/>
               </w:rPr>
-              <w:t>s02q33, s01q00b</w:t>
+              <w:t>s01q32, s01q36, s01q38, s04q37_modif, s02q33, s02q34, s01q00b</w:t>
             </w:r>
           </w:p>
         </w:tc>
@@ -935,7 +935,7 @@
                 <w:i w:val="0"/>
                 <w:sz w:val="17"/>
               </w:rPr>
-              <w:t>Incoherent!!! La dernière fois que Aminata Bayo a  fréquenté l'école est 9999.</w:t>
+              <w:t>Peu probable!!! Vu l'âge (15 ans) de seynabou bayo ou l'année à laquelle seynabou bayo a fréquenté l'école pour la dernière fois (.) le dernier diplome de seynabou bayo ne peut être le Certificat d'études primaires (CEP), prière de corriger cette incohérence ou confirmer avec le QG.</w:t>
             </w:r>
           </w:p>
         </w:tc>
@@ -994,7 +994,7 @@
                 <w:color w:val="16A34A"/>
                 <w:sz w:val="16"/>
               </w:rPr>
-              <w:t>s02q33, s01q00b</w:t>
+              <w:t>s01q32, s01q36, s01q38, s04q37_modif, s02q33, s02q34, s01q00b</w:t>
             </w:r>
           </w:p>
         </w:tc>
@@ -1025,7 +1025,7 @@
                 <w:i w:val="0"/>
                 <w:sz w:val="17"/>
               </w:rPr>
-              <w:t>Incoherent!!! La dernière fois que pape mamadou djigo a  fréquenté l'école est 9999.</w:t>
+              <w:t>Peu probable!!! Vu l'âge (16 ans) de ndeye fatou dioum ou l'année à laquelle ndeye fatou dioum a fréquenté l'école pour la dernière fois (.) le dernier diplome de ndeye fatou dioum ne peut être le Certificat d'études primaires (CEP), prière de corriger cette incohérence ou confirmer avec le QG.</w:t>
             </w:r>
           </w:p>
         </w:tc>
@@ -1058,7 +1058,7 @@
                 <w:i w:val="0"/>
                 <w:sz w:val="16"/>
               </w:rPr>
-              <w:t>S02</w:t>
+              <w:t>S11</w:t>
               <w:br/>
             </w:r>
             <w:r>
@@ -1068,7 +1068,7 @@
                 <w:color w:val="64748B"/>
                 <w:sz w:val="14"/>
               </w:rPr>
-              <w:t>Éducation</w:t>
+              <w:t>Logement / cadre de vie</w:t>
             </w:r>
           </w:p>
         </w:tc>
@@ -1084,7 +1084,7 @@
                 <w:color w:val="16A34A"/>
                 <w:sz w:val="16"/>
               </w:rPr>
-              <w:t>s01q32, s01q36, s01q38, s04q37_modif, s02q33, s02q34, s01q00b</w:t>
+              <w:t>s01q47__1, s01q47__2, s01q47__3, s01q47__4, s01q47__5, s01q47__6, s01q47__7, s02q15</w:t>
             </w:r>
           </w:p>
         </w:tc>
@@ -1115,7 +1115,7 @@
                 <w:i w:val="0"/>
                 <w:sz w:val="17"/>
               </w:rPr>
-              <w:t>Peu probable!!! Vu l'âge (16 ans) de ndeye fatou dioum ou l'année à laquelle ndeye fatou dioum a fréquenté l'école pour la dernière fois (.) le dernier diplome de ndeye fatou dioum ne peut être le Certificat d'études primaires (CEP), prière de corriger cette incohérence ou confirmer avec le QG.</w:t>
+              <w:t>Le montant de l'eau acheté auprès des vendeurs ou auprès d'un autre ménage au cours de 30 derniers jours est de 8000 FCFA qui semble incoherent, prière de vérifier la question 11.25 auprès du ménage ou confirmer.</w:t>
             </w:r>
           </w:p>
         </w:tc>
@@ -1148,7 +1148,7 @@
                 <w:i w:val="0"/>
                 <w:sz w:val="16"/>
               </w:rPr>
-              <w:t>S11</w:t>
+              <w:t>S20</w:t>
               <w:br/>
             </w:r>
             <w:r>
@@ -1158,7 +1158,7 @@
                 <w:color w:val="64748B"/>
                 <w:sz w:val="14"/>
               </w:rPr>
-              <w:t>Logement / cadre de vie</w:t>
+              <w:t>Gouvernance / autres</w:t>
             </w:r>
           </w:p>
         </w:tc>
@@ -1174,7 +1174,7 @@
                 <w:color w:val="16A34A"/>
                 <w:sz w:val="16"/>
               </w:rPr>
-              <w:t>s01q47__1, s01q47__2, s01q47__3, s01q47__4, s01q47__5, s01q47__6, s01q47__7, s02q15</w:t>
+              <w:t>—</w:t>
             </w:r>
           </w:p>
         </w:tc>
@@ -1205,7 +1205,7 @@
                 <w:i w:val="0"/>
                 <w:sz w:val="17"/>
               </w:rPr>
-              <w:t>Le montant de l'eau acheté auprès des vendeurs ou auprès d'un autre ménage au cours de 30 derniers jours est de 8000 FCFA qui semble incoherent, prière de vérifier la question 11.25 auprès du ménage ou confirmer.</w:t>
+              <w:t>Incohérence détectée ! Le ménage a précédemment déclaré vivre « Bien » ou « Assez bien » selon son revenu en 20A.02.</w:t>
             </w:r>
           </w:p>
         </w:tc>
@@ -1220,10 +1220,10 @@
               <w:rPr>
                 <w:b/>
                 <w:i w:val="0"/>
-                <w:color w:val="DC2626"/>
+                <w:color w:val="EA580C"/>
                 <w:sz w:val="16"/>
               </w:rPr>
-              <w:t>Haute</w:t>
+              <w:t>Moyenne</w:t>
             </w:r>
           </w:p>
         </w:tc>
@@ -1238,7 +1238,7 @@
                 <w:i w:val="0"/>
                 <w:sz w:val="16"/>
               </w:rPr>
-              <w:t>S20</w:t>
+              <w:t>S00</w:t>
               <w:br/>
             </w:r>
             <w:r>
@@ -1248,7 +1248,7 @@
                 <w:color w:val="64748B"/>
                 <w:sz w:val="14"/>
               </w:rPr>
-              <w:t>Gouvernance / autres</w:t>
+              <w:t>Identification</w:t>
             </w:r>
           </w:p>
         </w:tc>
@@ -1295,7 +1295,7 @@
                 <w:i w:val="0"/>
                 <w:sz w:val="17"/>
               </w:rPr>
-              <w:t>Incohérence détectée ! Le ménage a précédemment déclaré vivre « Bien » ou « Assez bien » selon son revenu en 20A.02.</w:t>
+              <w:t>L'adresse ou la localisation du ménage doit être bien renseignée, ne doit pas contenir des numéros de téléphone et elle semble courte pour être une adresse.</w:t>
             </w:r>
           </w:p>
         </w:tc>
@@ -1385,367 +1385,7 @@
                 <w:i w:val="0"/>
                 <w:sz w:val="17"/>
               </w:rPr>
-              <w:t>L'adresse ou la localisation du ménage doit être bien renseignée, ne doit pas contenir des numéros de téléphone et elle semble courte pour être une adresse.</w:t>
-            </w:r>
-          </w:p>
-        </w:tc>
-      </w:tr>
-      <w:tr>
-        <w:tc>
-          <w:tcPr>
-            <w:tcW w:type="dxa" w:w="964"/>
-          </w:tcPr>
-          <w:p>
-            <w:r>
-              <w:rPr>
-                <w:b/>
-                <w:i w:val="0"/>
-                <w:color w:val="EA580C"/>
-                <w:sz w:val="16"/>
-              </w:rPr>
-              <w:t>Moyenne</w:t>
-            </w:r>
-          </w:p>
-        </w:tc>
-        <w:tc>
-          <w:tcPr>
-            <w:tcW w:type="dxa" w:w="1247"/>
-          </w:tcPr>
-          <w:p>
-            <w:r>
-              <w:rPr>
-                <w:b/>
-                <w:i w:val="0"/>
-                <w:sz w:val="16"/>
-              </w:rPr>
-              <w:t>S00</w:t>
-              <w:br/>
-            </w:r>
-            <w:r>
-              <w:rPr>
-                <w:b w:val="0"/>
-                <w:i w:val="0"/>
-                <w:color w:val="64748B"/>
-                <w:sz w:val="14"/>
-              </w:rPr>
-              <w:t>Identification</w:t>
-            </w:r>
-          </w:p>
-        </w:tc>
-        <w:tc>
-          <w:tcPr>
-            <w:tcW w:type="dxa" w:w="1531"/>
-          </w:tcPr>
-          <w:p>
-            <w:r>
-              <w:rPr>
-                <w:b/>
-                <w:i w:val="0"/>
-                <w:color w:val="16A34A"/>
-                <w:sz w:val="16"/>
-              </w:rPr>
-              <w:t>—</w:t>
-            </w:r>
-          </w:p>
-        </w:tc>
-        <w:tc>
-          <w:tcPr>
-            <w:tcW w:type="dxa" w:w="1191"/>
-          </w:tcPr>
-          <w:p>
-            <w:r>
-              <w:rPr>
-                <w:b w:val="0"/>
-                <w:i w:val="0"/>
-                <w:color w:val="64748B"/>
-                <w:sz w:val="16"/>
-              </w:rPr>
-              <w:t>GT-CQ</w:t>
-            </w:r>
-          </w:p>
-        </w:tc>
-        <w:tc>
-          <w:tcPr>
-            <w:tcW w:type="dxa" w:w="4706"/>
-          </w:tcPr>
-          <w:p>
-            <w:r>
-              <w:rPr>
-                <w:b w:val="0"/>
-                <w:i w:val="0"/>
-                <w:sz w:val="17"/>
-              </w:rPr>
               <w:t>Prière de renseigner la bonne adresse.</w:t>
-            </w:r>
-          </w:p>
-        </w:tc>
-      </w:tr>
-      <w:tr>
-        <w:tc>
-          <w:tcPr>
-            <w:tcW w:type="dxa" w:w="964"/>
-          </w:tcPr>
-          <w:p>
-            <w:r>
-              <w:rPr>
-                <w:b/>
-                <w:i w:val="0"/>
-                <w:color w:val="EA580C"/>
-                <w:sz w:val="16"/>
-              </w:rPr>
-              <w:t>Moyenne</w:t>
-            </w:r>
-          </w:p>
-        </w:tc>
-        <w:tc>
-          <w:tcPr>
-            <w:tcW w:type="dxa" w:w="1247"/>
-          </w:tcPr>
-          <w:p>
-            <w:r>
-              <w:rPr>
-                <w:b/>
-                <w:i w:val="0"/>
-                <w:sz w:val="16"/>
-              </w:rPr>
-              <w:t>S02</w:t>
-              <w:br/>
-            </w:r>
-            <w:r>
-              <w:rPr>
-                <w:b w:val="0"/>
-                <w:i w:val="0"/>
-                <w:color w:val="64748B"/>
-                <w:sz w:val="14"/>
-              </w:rPr>
-              <w:t>Éducation</w:t>
-            </w:r>
-          </w:p>
-        </w:tc>
-        <w:tc>
-          <w:tcPr>
-            <w:tcW w:type="dxa" w:w="1531"/>
-          </w:tcPr>
-          <w:p>
-            <w:r>
-              <w:rPr>
-                <w:b/>
-                <w:i w:val="0"/>
-                <w:color w:val="16A34A"/>
-                <w:sz w:val="16"/>
-              </w:rPr>
-              <w:t>—</w:t>
-            </w:r>
-          </w:p>
-        </w:tc>
-        <w:tc>
-          <w:tcPr>
-            <w:tcW w:type="dxa" w:w="1191"/>
-          </w:tcPr>
-          <w:p>
-            <w:r>
-              <w:rPr>
-                <w:b w:val="0"/>
-                <w:i w:val="0"/>
-                <w:color w:val="64748B"/>
-                <w:sz w:val="16"/>
-              </w:rPr>
-              <w:t>GT-CQ</w:t>
-            </w:r>
-          </w:p>
-        </w:tc>
-        <w:tc>
-          <w:tcPr>
-            <w:tcW w:type="dxa" w:w="4706"/>
-          </w:tcPr>
-          <w:p>
-            <w:r>
-              <w:rPr>
-                <w:b w:val="0"/>
-                <w:i w:val="0"/>
-                <w:sz w:val="17"/>
-              </w:rPr>
-              <w:t>veuillez, s'il vous plait, confirmer les frais de scolarité ( 11000 FCFA) payée de awa dioum avec le QG ou apporter les corrections nécessaires.</w:t>
-            </w:r>
-          </w:p>
-        </w:tc>
-      </w:tr>
-      <w:tr>
-        <w:tc>
-          <w:tcPr>
-            <w:tcW w:type="dxa" w:w="964"/>
-          </w:tcPr>
-          <w:p>
-            <w:r>
-              <w:rPr>
-                <w:b/>
-                <w:i w:val="0"/>
-                <w:color w:val="EA580C"/>
-                <w:sz w:val="16"/>
-              </w:rPr>
-              <w:t>Moyenne</w:t>
-            </w:r>
-          </w:p>
-        </w:tc>
-        <w:tc>
-          <w:tcPr>
-            <w:tcW w:type="dxa" w:w="1247"/>
-          </w:tcPr>
-          <w:p>
-            <w:r>
-              <w:rPr>
-                <w:b/>
-                <w:i w:val="0"/>
-                <w:sz w:val="16"/>
-              </w:rPr>
-              <w:t>S02</w:t>
-              <w:br/>
-            </w:r>
-            <w:r>
-              <w:rPr>
-                <w:b w:val="0"/>
-                <w:i w:val="0"/>
-                <w:color w:val="64748B"/>
-                <w:sz w:val="14"/>
-              </w:rPr>
-              <w:t>Éducation</w:t>
-            </w:r>
-          </w:p>
-        </w:tc>
-        <w:tc>
-          <w:tcPr>
-            <w:tcW w:type="dxa" w:w="1531"/>
-          </w:tcPr>
-          <w:p>
-            <w:r>
-              <w:rPr>
-                <w:b/>
-                <w:i w:val="0"/>
-                <w:color w:val="16A34A"/>
-                <w:sz w:val="16"/>
-              </w:rPr>
-              <w:t>—</w:t>
-            </w:r>
-          </w:p>
-        </w:tc>
-        <w:tc>
-          <w:tcPr>
-            <w:tcW w:type="dxa" w:w="1191"/>
-          </w:tcPr>
-          <w:p>
-            <w:r>
-              <w:rPr>
-                <w:b w:val="0"/>
-                <w:i w:val="0"/>
-                <w:color w:val="64748B"/>
-                <w:sz w:val="16"/>
-              </w:rPr>
-              <w:t>GT-CQ</w:t>
-            </w:r>
-          </w:p>
-        </w:tc>
-        <w:tc>
-          <w:tcPr>
-            <w:tcW w:type="dxa" w:w="4706"/>
-          </w:tcPr>
-          <w:p>
-            <w:r>
-              <w:rPr>
-                <w:b w:val="0"/>
-                <w:i w:val="0"/>
-                <w:sz w:val="17"/>
-              </w:rPr>
-              <w:t>veuillez, s'il vous plait, confirmer les frais de scolarité ( 12000 FCFA) payée de seynabou bayo avec le QG ou apporter les corrections nécessaires.</w:t>
-            </w:r>
-          </w:p>
-        </w:tc>
-      </w:tr>
-      <w:tr>
-        <w:tc>
-          <w:tcPr>
-            <w:tcW w:type="dxa" w:w="964"/>
-          </w:tcPr>
-          <w:p>
-            <w:r>
-              <w:rPr>
-                <w:b/>
-                <w:i w:val="0"/>
-                <w:color w:val="EA580C"/>
-                <w:sz w:val="16"/>
-              </w:rPr>
-              <w:t>Moyenne</w:t>
-            </w:r>
-          </w:p>
-        </w:tc>
-        <w:tc>
-          <w:tcPr>
-            <w:tcW w:type="dxa" w:w="1247"/>
-          </w:tcPr>
-          <w:p>
-            <w:r>
-              <w:rPr>
-                <w:b/>
-                <w:i w:val="0"/>
-                <w:sz w:val="16"/>
-              </w:rPr>
-              <w:t>S02</w:t>
-              <w:br/>
-            </w:r>
-            <w:r>
-              <w:rPr>
-                <w:b w:val="0"/>
-                <w:i w:val="0"/>
-                <w:color w:val="64748B"/>
-                <w:sz w:val="14"/>
-              </w:rPr>
-              <w:t>Éducation</w:t>
-            </w:r>
-          </w:p>
-        </w:tc>
-        <w:tc>
-          <w:tcPr>
-            <w:tcW w:type="dxa" w:w="1531"/>
-          </w:tcPr>
-          <w:p>
-            <w:r>
-              <w:rPr>
-                <w:b/>
-                <w:i w:val="0"/>
-                <w:color w:val="16A34A"/>
-                <w:sz w:val="16"/>
-              </w:rPr>
-              <w:t>—</w:t>
-            </w:r>
-          </w:p>
-        </w:tc>
-        <w:tc>
-          <w:tcPr>
-            <w:tcW w:type="dxa" w:w="1191"/>
-          </w:tcPr>
-          <w:p>
-            <w:r>
-              <w:rPr>
-                <w:b w:val="0"/>
-                <w:i w:val="0"/>
-                <w:color w:val="64748B"/>
-                <w:sz w:val="16"/>
-              </w:rPr>
-              <w:t>GT-CQ</w:t>
-            </w:r>
-          </w:p>
-        </w:tc>
-        <w:tc>
-          <w:tcPr>
-            <w:tcW w:type="dxa" w:w="4706"/>
-          </w:tcPr>
-          <w:p>
-            <w:r>
-              <w:rPr>
-                <w:b w:val="0"/>
-                <w:i w:val="0"/>
-                <w:sz w:val="17"/>
-              </w:rPr>
-              <w:t>veuillez, s'il vous plait, confirmer les frais de scolarité ( 9000 FCFA) payée de sokhna bayo avec le QG ou apporter les corrections nécessaires.</w:t>
             </w:r>
           </w:p>
         </w:tc>
